--- a/resume_master_ats_midnight.docx
+++ b/resume_master_ats_midnight.docx
@@ -1291,7 +1291,7 @@
         <w:rPr>
           <w:b/>
         </w:rPr>
-        <w:t>Graduate Certificate, Purple Team Operations</w:t>
+        <w:t>Graduate Certificate, Cyber Defense Operations</w:t>
       </w:r>
     </w:p>
     <w:p>
